--- a/backup/Function Requirement Specification_Hill Descent control_V1.0.docx
+++ b/backup/Function Requirement Specification_Hill Descent control_V1.0.docx
@@ -23038,8 +23038,8 @@
 </file>
 
 <file path=customXml/item2.xml><?xml version="1.0" encoding="utf-8"?>
-<ct:contentTypeSchema xmlns:ct="http://schemas.microsoft.com/office/2006/metadata/contentType" xmlns:ma="http://schemas.microsoft.com/office/2006/metadata/properties/metaAttributes" ct:_="" ma:_="" ma:contentTypeName="Document" ma:contentTypeID="0x010100F4ECDE3992A08C4AB27EAAF617A05967" ma:contentTypeVersion="12" ma:contentTypeDescription="Create a new document." ma:contentTypeScope="" ma:versionID="23abac7df6da088bc4d1777ff4cd0726">
-  <xsd:schema xmlns:xsd="http://www.w3.org/2001/XMLSchema" xmlns:xs="http://www.w3.org/2001/XMLSchema" xmlns:p="http://schemas.microsoft.com/office/2006/metadata/properties" xmlns:ns2="455088e1-af34-4927-a3f0-bdce59540293" xmlns:ns3="f4ecdb93-bc7f-4438-8c77-236ab96c18a9" targetNamespace="http://schemas.microsoft.com/office/2006/metadata/properties" ma:root="true" ma:fieldsID="9aea9c9d6011f84f9fc63bffca9d29e3" ns2:_="" ns3:_="">
+<ct:contentTypeSchema xmlns:ct="http://schemas.microsoft.com/office/2006/metadata/contentType" xmlns:ma="http://schemas.microsoft.com/office/2006/metadata/properties/metaAttributes" ct:_="" ma:_="" ma:contentTypeName="Dokument" ma:contentTypeID="0x010100F4ECDE3992A08C4AB27EAAF617A05967" ma:contentTypeVersion="12" ma:contentTypeDescription="Ein neues Dokument erstellen." ma:contentTypeScope="" ma:versionID="6aaee72cfab979f2055d1fd2ff04b166">
+  <xsd:schema xmlns:xsd="http://www.w3.org/2001/XMLSchema" xmlns:xs="http://www.w3.org/2001/XMLSchema" xmlns:p="http://schemas.microsoft.com/office/2006/metadata/properties" xmlns:ns2="455088e1-af34-4927-a3f0-bdce59540293" xmlns:ns3="f4ecdb93-bc7f-4438-8c77-236ab96c18a9" targetNamespace="http://schemas.microsoft.com/office/2006/metadata/properties" ma:root="true" ma:fieldsID="0e9e3ad8691d0f75138f384f2c2add55" ns2:_="" ns3:_="">
     <xsd:import namespace="455088e1-af34-4927-a3f0-bdce59540293"/>
     <xsd:import namespace="f4ecdb93-bc7f-4438-8c77-236ab96c18a9"/>
     <xsd:element name="properties">
@@ -23089,7 +23089,7 @@
         <xsd:restriction base="dms:Text"/>
       </xsd:simpleType>
     </xsd:element>
-    <xsd:element name="lcf76f155ced4ddcb4097134ff3c332f" ma:index="13" nillable="true" ma:taxonomy="true" ma:internalName="lcf76f155ced4ddcb4097134ff3c332f" ma:taxonomyFieldName="MediaServiceImageTags" ma:displayName="Image Tags" ma:readOnly="false" ma:fieldId="{5cf76f15-5ced-4ddc-b409-7134ff3c332f}" ma:taxonomyMulti="true" ma:sspId="61535f45-074a-4eaf-b5ce-0ad645dc0277" ma:termSetId="09814cd3-568e-fe90-9814-8d621ff8fb84" ma:anchorId="fba54fb3-c3e1-fe81-a776-ca4b69148c4d" ma:open="true" ma:isKeyword="false">
+    <xsd:element name="lcf76f155ced4ddcb4097134ff3c332f" ma:index="13" nillable="true" ma:taxonomy="true" ma:internalName="lcf76f155ced4ddcb4097134ff3c332f" ma:taxonomyFieldName="MediaServiceImageTags" ma:displayName="Bildmarkierungen" ma:readOnly="false" ma:fieldId="{5cf76f15-5ced-4ddc-b409-7134ff3c332f}" ma:taxonomyMulti="true" ma:sspId="61535f45-074a-4eaf-b5ce-0ad645dc0277" ma:termSetId="09814cd3-568e-fe90-9814-8d621ff8fb84" ma:anchorId="fba54fb3-c3e1-fe81-a776-ca4b69148c4d" ma:open="true" ma:isKeyword="false">
       <xsd:complexType>
         <xsd:sequence>
           <xsd:element ref="pc:Terms" minOccurs="0" maxOccurs="1"/>
@@ -23148,8 +23148,8 @@
         <xsd:element ref="dc:creator" minOccurs="0" maxOccurs="1"/>
         <xsd:element ref="dcterms:created" minOccurs="0" maxOccurs="1"/>
         <xsd:element ref="dc:identifier" minOccurs="0" maxOccurs="1"/>
-        <xsd:element name="contentType" minOccurs="0" maxOccurs="1" type="xsd:string" ma:index="0" ma:displayName="Content Type"/>
-        <xsd:element ref="dc:title" minOccurs="0" maxOccurs="1" ma:index="4" ma:displayName="Title"/>
+        <xsd:element name="contentType" minOccurs="0" maxOccurs="1" type="xsd:string" ma:index="0" ma:displayName="Inhaltstyp"/>
+        <xsd:element ref="dc:title" minOccurs="0" maxOccurs="1" ma:index="4" ma:displayName="Titel"/>
         <xsd:element ref="dc:subject" minOccurs="0" maxOccurs="1"/>
         <xsd:element ref="dc:description" minOccurs="0" maxOccurs="1"/>
         <xsd:element name="keywords" minOccurs="0" maxOccurs="1" type="xsd:string"/>
@@ -23267,7 +23267,7 @@
 </file>
 
 <file path=customXml/itemProps2.xml><?xml version="1.0" encoding="utf-8"?>
-<ds:datastoreItem xmlns:ds="http://schemas.openxmlformats.org/officeDocument/2006/customXml" ds:itemID="{19330EF3-86A1-4FF2-BC05-BE03EFF51A22}"/>
+<ds:datastoreItem xmlns:ds="http://schemas.openxmlformats.org/officeDocument/2006/customXml" ds:itemID="{C0938B37-32A5-44D9-B19B-1882D6CD70AD}"/>
 </file>
 
 <file path=customXml/itemProps3.xml><?xml version="1.0" encoding="utf-8"?>
